--- a/devops/Devops Syallabus.docx
+++ b/devops/Devops Syallabus.docx
@@ -43,7 +43,29 @@
           <w:szCs w:val="40"/>
           <w:u w:val="single"/>
         </w:rPr>
-        <w:t xml:space="preserve"> Syallabus ***</w:t>
+        <w:t xml:space="preserve"> </w:t>
+      </w:r>
+      <w:proofErr w:type="spellStart"/>
+      <w:r>
+        <w:rPr>
+          <w:b/>
+          <w:bCs/>
+          <w:sz w:val="40"/>
+          <w:szCs w:val="40"/>
+          <w:u w:val="single"/>
+        </w:rPr>
+        <w:t>Syallabus</w:t>
+      </w:r>
+      <w:proofErr w:type="spellEnd"/>
+      <w:r>
+        <w:rPr>
+          <w:b/>
+          <w:bCs/>
+          <w:sz w:val="40"/>
+          <w:szCs w:val="40"/>
+          <w:u w:val="single"/>
+        </w:rPr>
+        <w:t xml:space="preserve"> ***</w:t>
       </w:r>
     </w:p>
     <w:p/>
@@ -1458,15 +1480,7 @@
     </w:p>
     <w:p>
       <w:r>
-        <w:t xml:space="preserve">        * Google Cloud AI Platform, Amazon </w:t>
-      </w:r>
-      <w:proofErr w:type="spellStart"/>
-      <w:r>
-        <w:t>SageMaker</w:t>
-      </w:r>
-      <w:proofErr w:type="spellEnd"/>
-      <w:r>
-        <w:t>, or Azure Machine Learning for AI and ML services</w:t>
+        <w:t xml:space="preserve">        * Google Cloud AI Platform, Amazon SageMaker, or Azure Machine Learning for AI and ML services</w:t>
       </w:r>
     </w:p>
     <w:p/>
@@ -1600,13 +1614,8 @@
     </w:p>
     <w:p>
       <w:r>
-        <w:t xml:space="preserve">        * Designing and implementing RESTful APIs with tools like Swagger or </w:t>
-      </w:r>
-      <w:proofErr w:type="spellStart"/>
-      <w:r>
-        <w:t>OpenAPI</w:t>
-      </w:r>
-      <w:proofErr w:type="spellEnd"/>
+        <w:t xml:space="preserve">        * Designing and implementing RESTful APIs with tools like Swagger or OpenAPI</w:t>
+      </w:r>
     </w:p>
     <w:p>
       <w:r>
@@ -4423,11 +4432,1252 @@
     <w:p/>
     <w:p/>
     <w:p/>
+    <w:p>
+      <w:pPr>
+        <w:jc w:val="center"/>
+        <w:rPr>
+          <w:b/>
+          <w:bCs/>
+          <w:sz w:val="36"/>
+          <w:szCs w:val="36"/>
+          <w:u w:val="single"/>
+        </w:rPr>
+      </w:pPr>
+      <w:r>
+        <w:rPr>
+          <w:b/>
+          <w:bCs/>
+          <w:sz w:val="36"/>
+          <w:szCs w:val="36"/>
+          <w:u w:val="single"/>
+        </w:rPr>
+        <w:lastRenderedPageBreak/>
+        <w:t>*** Video Lecture ***</w:t>
+      </w:r>
+    </w:p>
+    <w:p/>
+    <w:p>
+      <w:pPr>
+        <w:pStyle w:val="ListParagraph"/>
+        <w:numPr>
+          <w:ilvl w:val="0"/>
+          <w:numId w:val="15"/>
+        </w:numPr>
+        <w:rPr>
+          <w:b/>
+          <w:bCs/>
+          <w:sz w:val="28"/>
+          <w:szCs w:val="28"/>
+        </w:rPr>
+      </w:pPr>
+      <w:r>
+        <w:rPr>
+          <w:b/>
+          <w:bCs/>
+          <w:sz w:val="28"/>
+          <w:szCs w:val="28"/>
+        </w:rPr>
+        <w:t xml:space="preserve">Continuous </w:t>
+      </w:r>
+      <w:proofErr w:type="spellStart"/>
+      <w:r>
+        <w:rPr>
+          <w:b/>
+          <w:bCs/>
+          <w:sz w:val="28"/>
+          <w:szCs w:val="28"/>
+        </w:rPr>
+        <w:t>Devlopment</w:t>
+      </w:r>
+      <w:proofErr w:type="spellEnd"/>
+      <w:r>
+        <w:rPr>
+          <w:b/>
+          <w:bCs/>
+          <w:sz w:val="28"/>
+          <w:szCs w:val="28"/>
+        </w:rPr>
+        <w:t>:</w:t>
+      </w:r>
+    </w:p>
+    <w:p>
+      <w:pPr>
+        <w:pStyle w:val="ListParagraph"/>
+        <w:numPr>
+          <w:ilvl w:val="0"/>
+          <w:numId w:val="16"/>
+        </w:numPr>
+      </w:pPr>
+      <w:r>
+        <w:t>Git,</w:t>
+      </w:r>
+    </w:p>
+    <w:p>
+      <w:pPr>
+        <w:pStyle w:val="ListParagraph"/>
+        <w:numPr>
+          <w:ilvl w:val="0"/>
+          <w:numId w:val="16"/>
+        </w:numPr>
+      </w:pPr>
+      <w:r>
+        <w:t>Mercuries</w:t>
+      </w:r>
+    </w:p>
+    <w:p>
+      <w:pPr>
+        <w:pStyle w:val="ListParagraph"/>
+        <w:numPr>
+          <w:ilvl w:val="0"/>
+          <w:numId w:val="16"/>
+        </w:numPr>
+      </w:pPr>
+      <w:r>
+        <w:t>Azure Repository</w:t>
+      </w:r>
+    </w:p>
+    <w:p/>
+    <w:p>
+      <w:pPr>
+        <w:pStyle w:val="ListParagraph"/>
+        <w:numPr>
+          <w:ilvl w:val="0"/>
+          <w:numId w:val="15"/>
+        </w:numPr>
+        <w:rPr>
+          <w:b/>
+          <w:bCs/>
+          <w:sz w:val="28"/>
+          <w:szCs w:val="28"/>
+        </w:rPr>
+      </w:pPr>
+      <w:r>
+        <w:rPr>
+          <w:b/>
+          <w:bCs/>
+          <w:sz w:val="28"/>
+          <w:szCs w:val="28"/>
+        </w:rPr>
+        <w:t>Building Tools:</w:t>
+      </w:r>
+    </w:p>
+    <w:p>
+      <w:pPr>
+        <w:pStyle w:val="ListParagraph"/>
+        <w:numPr>
+          <w:ilvl w:val="0"/>
+          <w:numId w:val="16"/>
+        </w:numPr>
+      </w:pPr>
+      <w:r>
+        <w:t>Ant,</w:t>
+      </w:r>
+    </w:p>
+    <w:p>
+      <w:pPr>
+        <w:pStyle w:val="ListParagraph"/>
+        <w:numPr>
+          <w:ilvl w:val="0"/>
+          <w:numId w:val="16"/>
+        </w:numPr>
+      </w:pPr>
+      <w:r>
+        <w:t>Maven</w:t>
+      </w:r>
+    </w:p>
+    <w:p>
+      <w:pPr>
+        <w:pStyle w:val="ListParagraph"/>
+        <w:numPr>
+          <w:ilvl w:val="0"/>
+          <w:numId w:val="16"/>
+        </w:numPr>
+      </w:pPr>
+      <w:r>
+        <w:t>Gradle</w:t>
+      </w:r>
+    </w:p>
+    <w:p>
+      <w:pPr>
+        <w:pStyle w:val="ListParagraph"/>
+        <w:numPr>
+          <w:ilvl w:val="0"/>
+          <w:numId w:val="16"/>
+        </w:numPr>
+      </w:pPr>
+      <w:proofErr w:type="spellStart"/>
+      <w:r>
+        <w:t>msbuild</w:t>
+      </w:r>
+      <w:proofErr w:type="spellEnd"/>
+    </w:p>
+    <w:p/>
+    <w:p>
+      <w:pPr>
+        <w:pStyle w:val="ListParagraph"/>
+        <w:numPr>
+          <w:ilvl w:val="0"/>
+          <w:numId w:val="15"/>
+        </w:numPr>
+        <w:rPr>
+          <w:b/>
+          <w:bCs/>
+          <w:sz w:val="28"/>
+          <w:szCs w:val="28"/>
+        </w:rPr>
+      </w:pPr>
+      <w:r>
+        <w:rPr>
+          <w:b/>
+          <w:bCs/>
+          <w:sz w:val="28"/>
+          <w:szCs w:val="28"/>
+        </w:rPr>
+        <w:t>Database Management Tools:</w:t>
+      </w:r>
+    </w:p>
+    <w:p>
+      <w:pPr>
+        <w:pStyle w:val="ListParagraph"/>
+        <w:numPr>
+          <w:ilvl w:val="0"/>
+          <w:numId w:val="16"/>
+        </w:numPr>
+      </w:pPr>
+      <w:r>
+        <w:t>MySQL</w:t>
+      </w:r>
+    </w:p>
+    <w:p>
+      <w:pPr>
+        <w:pStyle w:val="ListParagraph"/>
+        <w:numPr>
+          <w:ilvl w:val="0"/>
+          <w:numId w:val="16"/>
+        </w:numPr>
+      </w:pPr>
+      <w:proofErr w:type="spellStart"/>
+      <w:r>
+        <w:t>Mariadb</w:t>
+      </w:r>
+      <w:proofErr w:type="spellEnd"/>
+      <w:r>
+        <w:t>,</w:t>
+      </w:r>
+    </w:p>
+    <w:p>
+      <w:pPr>
+        <w:pStyle w:val="ListParagraph"/>
+        <w:numPr>
+          <w:ilvl w:val="0"/>
+          <w:numId w:val="16"/>
+        </w:numPr>
+      </w:pPr>
+      <w:proofErr w:type="spellStart"/>
+      <w:r>
+        <w:t>Liquidbase</w:t>
+      </w:r>
+      <w:proofErr w:type="spellEnd"/>
+    </w:p>
+    <w:p/>
+    <w:p>
+      <w:pPr>
+        <w:pStyle w:val="ListParagraph"/>
+        <w:numPr>
+          <w:ilvl w:val="0"/>
+          <w:numId w:val="15"/>
+        </w:numPr>
+        <w:rPr>
+          <w:b/>
+          <w:bCs/>
+          <w:sz w:val="28"/>
+          <w:szCs w:val="28"/>
+        </w:rPr>
+      </w:pPr>
+      <w:r>
+        <w:rPr>
+          <w:b/>
+          <w:bCs/>
+          <w:sz w:val="28"/>
+          <w:szCs w:val="28"/>
+        </w:rPr>
+        <w:t xml:space="preserve">Continuous </w:t>
+      </w:r>
+      <w:r>
+        <w:rPr>
+          <w:b/>
+          <w:bCs/>
+          <w:sz w:val="28"/>
+          <w:szCs w:val="28"/>
+        </w:rPr>
+        <w:t>Testing:</w:t>
+      </w:r>
+    </w:p>
+    <w:p>
+      <w:pPr>
+        <w:pStyle w:val="ListParagraph"/>
+        <w:numPr>
+          <w:ilvl w:val="0"/>
+          <w:numId w:val="16"/>
+        </w:numPr>
+      </w:pPr>
+      <w:r>
+        <w:t>Sonar</w:t>
+      </w:r>
+    </w:p>
+    <w:p>
+      <w:pPr>
+        <w:pStyle w:val="ListParagraph"/>
+        <w:numPr>
+          <w:ilvl w:val="0"/>
+          <w:numId w:val="16"/>
+        </w:numPr>
+      </w:pPr>
+      <w:r>
+        <w:t>Selenium</w:t>
+      </w:r>
+    </w:p>
+    <w:p>
+      <w:pPr>
+        <w:pStyle w:val="ListParagraph"/>
+        <w:numPr>
+          <w:ilvl w:val="0"/>
+          <w:numId w:val="16"/>
+        </w:numPr>
+      </w:pPr>
+      <w:proofErr w:type="spellStart"/>
+      <w:r>
+        <w:t>Pytest</w:t>
+      </w:r>
+      <w:proofErr w:type="spellEnd"/>
+    </w:p>
+    <w:p>
+      <w:pPr>
+        <w:pStyle w:val="ListParagraph"/>
+        <w:numPr>
+          <w:ilvl w:val="0"/>
+          <w:numId w:val="16"/>
+        </w:numPr>
+      </w:pPr>
+      <w:proofErr w:type="spellStart"/>
+      <w:r>
+        <w:t>K</w:t>
+      </w:r>
+      <w:r>
+        <w:t>atalon</w:t>
+      </w:r>
+      <w:proofErr w:type="spellEnd"/>
+    </w:p>
+    <w:p/>
+    <w:p>
+      <w:pPr>
+        <w:pStyle w:val="ListParagraph"/>
+        <w:numPr>
+          <w:ilvl w:val="0"/>
+          <w:numId w:val="15"/>
+        </w:numPr>
+        <w:rPr>
+          <w:b/>
+          <w:bCs/>
+          <w:sz w:val="28"/>
+          <w:szCs w:val="28"/>
+        </w:rPr>
+      </w:pPr>
+      <w:r>
+        <w:rPr>
+          <w:b/>
+          <w:bCs/>
+          <w:sz w:val="28"/>
+          <w:szCs w:val="28"/>
+        </w:rPr>
+        <w:t xml:space="preserve">Continuous </w:t>
+      </w:r>
+      <w:r>
+        <w:rPr>
+          <w:b/>
+          <w:bCs/>
+          <w:sz w:val="28"/>
+          <w:szCs w:val="28"/>
+        </w:rPr>
+        <w:t>Integration:</w:t>
+      </w:r>
+    </w:p>
+    <w:p>
+      <w:pPr>
+        <w:pStyle w:val="ListParagraph"/>
+        <w:numPr>
+          <w:ilvl w:val="0"/>
+          <w:numId w:val="16"/>
+        </w:numPr>
+      </w:pPr>
+      <w:r>
+        <w:t>Jenkins</w:t>
+      </w:r>
+    </w:p>
+    <w:p>
+      <w:pPr>
+        <w:pStyle w:val="ListParagraph"/>
+        <w:numPr>
+          <w:ilvl w:val="0"/>
+          <w:numId w:val="16"/>
+        </w:numPr>
+      </w:pPr>
+      <w:proofErr w:type="spellStart"/>
+      <w:r>
+        <w:t>CircleCi</w:t>
+      </w:r>
+      <w:proofErr w:type="spellEnd"/>
+    </w:p>
+    <w:p>
+      <w:pPr>
+        <w:pStyle w:val="ListParagraph"/>
+        <w:numPr>
+          <w:ilvl w:val="0"/>
+          <w:numId w:val="16"/>
+        </w:numPr>
+      </w:pPr>
+      <w:r>
+        <w:t>GitLab</w:t>
+      </w:r>
+    </w:p>
+    <w:p>
+      <w:pPr>
+        <w:pStyle w:val="ListParagraph"/>
+        <w:numPr>
+          <w:ilvl w:val="0"/>
+          <w:numId w:val="16"/>
+        </w:numPr>
+      </w:pPr>
+      <w:r>
+        <w:t>Bamboo</w:t>
+      </w:r>
+    </w:p>
+    <w:p>
+      <w:pPr>
+        <w:pStyle w:val="ListParagraph"/>
+        <w:numPr>
+          <w:ilvl w:val="0"/>
+          <w:numId w:val="16"/>
+        </w:numPr>
+      </w:pPr>
+      <w:proofErr w:type="spellStart"/>
+      <w:r>
+        <w:t>T</w:t>
+      </w:r>
+      <w:r>
+        <w:t>eamcity</w:t>
+      </w:r>
+      <w:proofErr w:type="spellEnd"/>
+    </w:p>
     <w:p/>
     <w:p/>
     <w:p>
-      <w:r>
-        <w:t>Dev</w:t>
+      <w:pPr>
+        <w:pStyle w:val="ListParagraph"/>
+        <w:numPr>
+          <w:ilvl w:val="0"/>
+          <w:numId w:val="15"/>
+        </w:numPr>
+        <w:rPr>
+          <w:b/>
+          <w:bCs/>
+          <w:sz w:val="28"/>
+          <w:szCs w:val="28"/>
+        </w:rPr>
+      </w:pPr>
+      <w:r>
+        <w:rPr>
+          <w:b/>
+          <w:bCs/>
+          <w:sz w:val="28"/>
+          <w:szCs w:val="28"/>
+        </w:rPr>
+        <w:lastRenderedPageBreak/>
+        <w:t xml:space="preserve">Continuous </w:t>
+      </w:r>
+      <w:r>
+        <w:rPr>
+          <w:b/>
+          <w:bCs/>
+          <w:sz w:val="28"/>
+          <w:szCs w:val="28"/>
+        </w:rPr>
+        <w:t>Deployment:</w:t>
+      </w:r>
+    </w:p>
+    <w:p>
+      <w:pPr>
+        <w:pStyle w:val="ListParagraph"/>
+        <w:numPr>
+          <w:ilvl w:val="0"/>
+          <w:numId w:val="16"/>
+        </w:numPr>
+      </w:pPr>
+      <w:r>
+        <w:t>XL Deploy</w:t>
+      </w:r>
+    </w:p>
+    <w:p>
+      <w:pPr>
+        <w:pStyle w:val="ListParagraph"/>
+        <w:numPr>
+          <w:ilvl w:val="0"/>
+          <w:numId w:val="16"/>
+        </w:numPr>
+      </w:pPr>
+      <w:r>
+        <w:t>Juju</w:t>
+      </w:r>
+    </w:p>
+    <w:p>
+      <w:pPr>
+        <w:pStyle w:val="ListParagraph"/>
+        <w:numPr>
+          <w:ilvl w:val="0"/>
+          <w:numId w:val="16"/>
+        </w:numPr>
+      </w:pPr>
+      <w:r>
+        <w:t>Octopus deploy</w:t>
+      </w:r>
+    </w:p>
+    <w:p/>
+    <w:p>
+      <w:pPr>
+        <w:pStyle w:val="ListParagraph"/>
+        <w:numPr>
+          <w:ilvl w:val="0"/>
+          <w:numId w:val="15"/>
+        </w:numPr>
+        <w:rPr>
+          <w:b/>
+          <w:bCs/>
+          <w:sz w:val="28"/>
+          <w:szCs w:val="28"/>
+        </w:rPr>
+      </w:pPr>
+      <w:r>
+        <w:rPr>
+          <w:b/>
+          <w:bCs/>
+          <w:sz w:val="28"/>
+          <w:szCs w:val="28"/>
+        </w:rPr>
+        <w:t>Configuration management tools:</w:t>
+      </w:r>
+    </w:p>
+    <w:p>
+      <w:pPr>
+        <w:pStyle w:val="ListParagraph"/>
+        <w:numPr>
+          <w:ilvl w:val="0"/>
+          <w:numId w:val="16"/>
+        </w:numPr>
+      </w:pPr>
+      <w:r>
+        <w:t>Puppet</w:t>
+      </w:r>
+    </w:p>
+    <w:p>
+      <w:pPr>
+        <w:pStyle w:val="ListParagraph"/>
+        <w:numPr>
+          <w:ilvl w:val="0"/>
+          <w:numId w:val="16"/>
+        </w:numPr>
+      </w:pPr>
+      <w:r>
+        <w:t>Ansible</w:t>
+      </w:r>
+    </w:p>
+    <w:p>
+      <w:pPr>
+        <w:pStyle w:val="ListParagraph"/>
+        <w:numPr>
+          <w:ilvl w:val="0"/>
+          <w:numId w:val="16"/>
+        </w:numPr>
+      </w:pPr>
+      <w:r>
+        <w:t>Chef</w:t>
+      </w:r>
+    </w:p>
+    <w:p>
+      <w:pPr>
+        <w:pStyle w:val="ListParagraph"/>
+        <w:numPr>
+          <w:ilvl w:val="0"/>
+          <w:numId w:val="16"/>
+        </w:numPr>
+      </w:pPr>
+      <w:r>
+        <w:t>Salt stack</w:t>
+      </w:r>
+    </w:p>
+    <w:p/>
+    <w:p>
+      <w:pPr>
+        <w:pStyle w:val="ListParagraph"/>
+        <w:numPr>
+          <w:ilvl w:val="0"/>
+          <w:numId w:val="15"/>
+        </w:numPr>
+        <w:rPr>
+          <w:b/>
+          <w:bCs/>
+          <w:sz w:val="28"/>
+          <w:szCs w:val="28"/>
+        </w:rPr>
+      </w:pPr>
+      <w:r>
+        <w:rPr>
+          <w:b/>
+          <w:bCs/>
+          <w:sz w:val="28"/>
+          <w:szCs w:val="28"/>
+        </w:rPr>
+        <w:t>Orchestration Tools:</w:t>
+      </w:r>
+    </w:p>
+    <w:p>
+      <w:pPr>
+        <w:pStyle w:val="ListParagraph"/>
+        <w:numPr>
+          <w:ilvl w:val="0"/>
+          <w:numId w:val="16"/>
+        </w:numPr>
+      </w:pPr>
+      <w:r>
+        <w:t xml:space="preserve">Docker </w:t>
+      </w:r>
+    </w:p>
+    <w:p>
+      <w:pPr>
+        <w:pStyle w:val="ListParagraph"/>
+        <w:numPr>
+          <w:ilvl w:val="0"/>
+          <w:numId w:val="16"/>
+        </w:numPr>
+      </w:pPr>
+      <w:r>
+        <w:t>Kubernetes</w:t>
+      </w:r>
+    </w:p>
+    <w:p>
+      <w:pPr>
+        <w:pStyle w:val="ListParagraph"/>
+        <w:numPr>
+          <w:ilvl w:val="0"/>
+          <w:numId w:val="16"/>
+        </w:numPr>
+      </w:pPr>
+      <w:r>
+        <w:t>Nomad</w:t>
+      </w:r>
+    </w:p>
+    <w:p>
+      <w:pPr>
+        <w:pStyle w:val="ListParagraph"/>
+        <w:numPr>
+          <w:ilvl w:val="0"/>
+          <w:numId w:val="16"/>
+        </w:numPr>
+      </w:pPr>
+      <w:r>
+        <w:t xml:space="preserve">Apache </w:t>
+      </w:r>
+      <w:proofErr w:type="spellStart"/>
+      <w:r>
+        <w:t>meso</w:t>
+      </w:r>
+      <w:proofErr w:type="spellEnd"/>
+    </w:p>
+    <w:p>
+      <w:pPr>
+        <w:pStyle w:val="ListParagraph"/>
+        <w:numPr>
+          <w:ilvl w:val="0"/>
+          <w:numId w:val="16"/>
+        </w:numPr>
+      </w:pPr>
+      <w:r>
+        <w:t>EKS</w:t>
+      </w:r>
+    </w:p>
+    <w:p>
+      <w:pPr>
+        <w:pStyle w:val="ListParagraph"/>
+        <w:numPr>
+          <w:ilvl w:val="0"/>
+          <w:numId w:val="16"/>
+        </w:numPr>
+      </w:pPr>
+      <w:r>
+        <w:t>ECS</w:t>
+      </w:r>
+    </w:p>
+    <w:p/>
+    <w:p>
+      <w:pPr>
+        <w:pStyle w:val="ListParagraph"/>
+        <w:numPr>
+          <w:ilvl w:val="0"/>
+          <w:numId w:val="15"/>
+        </w:numPr>
+        <w:rPr>
+          <w:b/>
+          <w:bCs/>
+          <w:sz w:val="28"/>
+          <w:szCs w:val="28"/>
+        </w:rPr>
+      </w:pPr>
+      <w:r>
+        <w:rPr>
+          <w:b/>
+          <w:bCs/>
+          <w:sz w:val="28"/>
+          <w:szCs w:val="28"/>
+        </w:rPr>
+        <w:t>Artefact Repositories:</w:t>
+      </w:r>
+    </w:p>
+    <w:p>
+      <w:pPr>
+        <w:pStyle w:val="ListParagraph"/>
+        <w:numPr>
+          <w:ilvl w:val="0"/>
+          <w:numId w:val="16"/>
+        </w:numPr>
+      </w:pPr>
+      <w:proofErr w:type="spellStart"/>
+      <w:r>
+        <w:t>JFrog</w:t>
+      </w:r>
+      <w:proofErr w:type="spellEnd"/>
+      <w:r>
+        <w:t xml:space="preserve"> </w:t>
+      </w:r>
+      <w:proofErr w:type="spellStart"/>
+      <w:r>
+        <w:t>artifactory</w:t>
+      </w:r>
+      <w:proofErr w:type="spellEnd"/>
+    </w:p>
+    <w:p>
+      <w:pPr>
+        <w:pStyle w:val="ListParagraph"/>
+        <w:numPr>
+          <w:ilvl w:val="0"/>
+          <w:numId w:val="16"/>
+        </w:numPr>
+      </w:pPr>
+      <w:r>
+        <w:t>NPM</w:t>
+      </w:r>
+    </w:p>
+    <w:p>
+      <w:pPr>
+        <w:pStyle w:val="ListParagraph"/>
+        <w:numPr>
+          <w:ilvl w:val="0"/>
+          <w:numId w:val="16"/>
+        </w:numPr>
+      </w:pPr>
+      <w:proofErr w:type="spellStart"/>
+      <w:r>
+        <w:t>Sontype</w:t>
+      </w:r>
+      <w:proofErr w:type="spellEnd"/>
+      <w:r>
+        <w:t xml:space="preserve"> </w:t>
+      </w:r>
+    </w:p>
+    <w:p/>
+    <w:p>
+      <w:pPr>
+        <w:pStyle w:val="ListParagraph"/>
+        <w:numPr>
+          <w:ilvl w:val="0"/>
+          <w:numId w:val="15"/>
+        </w:numPr>
+        <w:rPr>
+          <w:b/>
+          <w:bCs/>
+          <w:sz w:val="28"/>
+          <w:szCs w:val="28"/>
+        </w:rPr>
+      </w:pPr>
+      <w:r>
+        <w:rPr>
+          <w:b/>
+          <w:bCs/>
+          <w:sz w:val="28"/>
+          <w:szCs w:val="28"/>
+        </w:rPr>
+        <w:t xml:space="preserve">  Cloud Services:</w:t>
+      </w:r>
+    </w:p>
+    <w:p>
+      <w:pPr>
+        <w:pStyle w:val="ListParagraph"/>
+        <w:numPr>
+          <w:ilvl w:val="0"/>
+          <w:numId w:val="16"/>
+        </w:numPr>
+      </w:pPr>
+      <w:r>
+        <w:t>AWS</w:t>
+      </w:r>
+    </w:p>
+    <w:p>
+      <w:pPr>
+        <w:pStyle w:val="ListParagraph"/>
+        <w:numPr>
+          <w:ilvl w:val="0"/>
+          <w:numId w:val="16"/>
+        </w:numPr>
+      </w:pPr>
+      <w:r>
+        <w:t>Azure</w:t>
+      </w:r>
+    </w:p>
+    <w:p>
+      <w:pPr>
+        <w:pStyle w:val="ListParagraph"/>
+        <w:numPr>
+          <w:ilvl w:val="0"/>
+          <w:numId w:val="16"/>
+        </w:numPr>
+      </w:pPr>
+      <w:r>
+        <w:t>GCP</w:t>
+      </w:r>
+    </w:p>
+    <w:p>
+      <w:pPr>
+        <w:pStyle w:val="ListParagraph"/>
+        <w:numPr>
+          <w:ilvl w:val="0"/>
+          <w:numId w:val="16"/>
+        </w:numPr>
+      </w:pPr>
+      <w:proofErr w:type="spellStart"/>
+      <w:r>
+        <w:t>Openshift</w:t>
+      </w:r>
+      <w:proofErr w:type="spellEnd"/>
+    </w:p>
+    <w:p>
+      <w:pPr>
+        <w:pStyle w:val="ListParagraph"/>
+        <w:numPr>
+          <w:ilvl w:val="0"/>
+          <w:numId w:val="16"/>
+        </w:numPr>
+      </w:pPr>
+      <w:r>
+        <w:t>Cloud founder</w:t>
+      </w:r>
+    </w:p>
+    <w:p>
+      <w:pPr>
+        <w:pStyle w:val="ListParagraph"/>
+        <w:numPr>
+          <w:ilvl w:val="0"/>
+          <w:numId w:val="16"/>
+        </w:numPr>
+      </w:pPr>
+      <w:r>
+        <w:t>Digital ocean</w:t>
+      </w:r>
+    </w:p>
+    <w:p/>
+    <w:p/>
+    <w:p/>
+    <w:p>
+      <w:pPr>
+        <w:pStyle w:val="ListParagraph"/>
+        <w:numPr>
+          <w:ilvl w:val="0"/>
+          <w:numId w:val="15"/>
+        </w:numPr>
+        <w:rPr>
+          <w:b/>
+          <w:bCs/>
+          <w:sz w:val="28"/>
+          <w:szCs w:val="28"/>
+        </w:rPr>
+      </w:pPr>
+      <w:r>
+        <w:rPr>
+          <w:b/>
+          <w:bCs/>
+          <w:sz w:val="28"/>
+          <w:szCs w:val="28"/>
+        </w:rPr>
+        <w:lastRenderedPageBreak/>
+        <w:t xml:space="preserve">Continuous </w:t>
+      </w:r>
+      <w:r>
+        <w:rPr>
+          <w:b/>
+          <w:bCs/>
+          <w:sz w:val="28"/>
+          <w:szCs w:val="28"/>
+        </w:rPr>
+        <w:t>Monitoring:</w:t>
+      </w:r>
+    </w:p>
+    <w:p>
+      <w:pPr>
+        <w:pStyle w:val="ListParagraph"/>
+        <w:numPr>
+          <w:ilvl w:val="0"/>
+          <w:numId w:val="16"/>
+        </w:numPr>
+      </w:pPr>
+      <w:r>
+        <w:t xml:space="preserve">ELK, </w:t>
+      </w:r>
+    </w:p>
+    <w:p>
+      <w:pPr>
+        <w:pStyle w:val="ListParagraph"/>
+        <w:numPr>
+          <w:ilvl w:val="0"/>
+          <w:numId w:val="16"/>
+        </w:numPr>
+      </w:pPr>
+      <w:proofErr w:type="spellStart"/>
+      <w:r>
+        <w:t>Promethes</w:t>
+      </w:r>
+      <w:proofErr w:type="spellEnd"/>
+    </w:p>
+    <w:p>
+      <w:pPr>
+        <w:pStyle w:val="ListParagraph"/>
+        <w:numPr>
+          <w:ilvl w:val="0"/>
+          <w:numId w:val="16"/>
+        </w:numPr>
+      </w:pPr>
+      <w:r>
+        <w:t>Grafana</w:t>
+      </w:r>
+    </w:p>
+    <w:p>
+      <w:pPr>
+        <w:pStyle w:val="ListParagraph"/>
+        <w:numPr>
+          <w:ilvl w:val="0"/>
+          <w:numId w:val="16"/>
+        </w:numPr>
+      </w:pPr>
+      <w:r>
+        <w:t>Splunk</w:t>
+      </w:r>
+    </w:p>
+    <w:p>
+      <w:pPr>
+        <w:pStyle w:val="ListParagraph"/>
+        <w:numPr>
+          <w:ilvl w:val="0"/>
+          <w:numId w:val="16"/>
+        </w:numPr>
+      </w:pPr>
+      <w:r>
+        <w:t>Nagios</w:t>
+      </w:r>
+    </w:p>
+    <w:p>
+      <w:pPr>
+        <w:pStyle w:val="ListParagraph"/>
+        <w:numPr>
+          <w:ilvl w:val="0"/>
+          <w:numId w:val="16"/>
+        </w:numPr>
+      </w:pPr>
+      <w:r>
+        <w:t>Google analytics</w:t>
+      </w:r>
+    </w:p>
+    <w:p/>
+    <w:p>
+      <w:pPr>
+        <w:pStyle w:val="ListParagraph"/>
+        <w:numPr>
+          <w:ilvl w:val="0"/>
+          <w:numId w:val="15"/>
+        </w:numPr>
+        <w:rPr>
+          <w:b/>
+          <w:bCs/>
+          <w:sz w:val="28"/>
+          <w:szCs w:val="28"/>
+        </w:rPr>
+      </w:pPr>
+      <w:r>
+        <w:rPr>
+          <w:b/>
+          <w:bCs/>
+          <w:sz w:val="28"/>
+          <w:szCs w:val="28"/>
+        </w:rPr>
+        <w:t xml:space="preserve">  Scripting:</w:t>
+      </w:r>
+    </w:p>
+    <w:p>
+      <w:pPr>
+        <w:pStyle w:val="ListParagraph"/>
+        <w:numPr>
+          <w:ilvl w:val="0"/>
+          <w:numId w:val="16"/>
+        </w:numPr>
+      </w:pPr>
+      <w:r>
+        <w:t>Python</w:t>
+      </w:r>
+    </w:p>
+    <w:p>
+      <w:pPr>
+        <w:pStyle w:val="ListParagraph"/>
+        <w:numPr>
+          <w:ilvl w:val="0"/>
+          <w:numId w:val="16"/>
+        </w:numPr>
+      </w:pPr>
+      <w:proofErr w:type="spellStart"/>
+      <w:r>
+        <w:t>Powershell</w:t>
+      </w:r>
+      <w:proofErr w:type="spellEnd"/>
+    </w:p>
+    <w:p>
+      <w:pPr>
+        <w:pStyle w:val="ListParagraph"/>
+        <w:numPr>
+          <w:ilvl w:val="0"/>
+          <w:numId w:val="16"/>
+        </w:numPr>
+      </w:pPr>
+      <w:r>
+        <w:t>Peri</w:t>
+      </w:r>
+    </w:p>
+    <w:p>
+      <w:pPr>
+        <w:pStyle w:val="ListParagraph"/>
+        <w:numPr>
+          <w:ilvl w:val="0"/>
+          <w:numId w:val="16"/>
+        </w:numPr>
+      </w:pPr>
+      <w:r>
+        <w:t>Java</w:t>
+      </w:r>
+    </w:p>
+    <w:p>
+      <w:pPr>
+        <w:pStyle w:val="ListParagraph"/>
+        <w:numPr>
+          <w:ilvl w:val="0"/>
+          <w:numId w:val="16"/>
+        </w:numPr>
+      </w:pPr>
+      <w:r>
+        <w:t>.net</w:t>
+      </w:r>
+    </w:p>
+    <w:p>
+      <w:pPr>
+        <w:pBdr>
+          <w:bottom w:val="double" w:sz="6" w:space="1" w:color="auto"/>
+        </w:pBdr>
+      </w:pPr>
+    </w:p>
+    <w:p>
+      <w:pPr>
+        <w:jc w:val="center"/>
+        <w:rPr>
+          <w:b/>
+          <w:bCs/>
+          <w:sz w:val="36"/>
+          <w:szCs w:val="36"/>
+          <w:u w:val="single"/>
+        </w:rPr>
+      </w:pPr>
+      <w:r>
+        <w:rPr>
+          <w:b/>
+          <w:bCs/>
+          <w:sz w:val="36"/>
+          <w:szCs w:val="36"/>
+          <w:u w:val="single"/>
+        </w:rPr>
+        <w:t>*** DevOps Engineer Skill ***</w:t>
+      </w:r>
+    </w:p>
+    <w:p/>
+    <w:p>
+      <w:pPr>
+        <w:pStyle w:val="ListParagraph"/>
+        <w:numPr>
+          <w:ilvl w:val="0"/>
+          <w:numId w:val="17"/>
+        </w:numPr>
+        <w:rPr>
+          <w:b/>
+          <w:bCs/>
+          <w:sz w:val="28"/>
+          <w:szCs w:val="28"/>
+        </w:rPr>
+      </w:pPr>
+      <w:r>
+        <w:rPr>
+          <w:b/>
+          <w:bCs/>
+          <w:sz w:val="28"/>
+          <w:szCs w:val="28"/>
+        </w:rPr>
+        <w:t>The DevOps Engineer has Wealth to know this Skill:</w:t>
+      </w:r>
+    </w:p>
+    <w:p>
+      <w:pPr>
+        <w:pStyle w:val="ListParagraph"/>
+        <w:numPr>
+          <w:ilvl w:val="0"/>
+          <w:numId w:val="18"/>
+        </w:numPr>
+      </w:pPr>
+      <w:r>
+        <w:t>Linux and Windows OS</w:t>
+      </w:r>
+    </w:p>
+    <w:p>
+      <w:pPr>
+        <w:pStyle w:val="ListParagraph"/>
+        <w:numPr>
+          <w:ilvl w:val="0"/>
+          <w:numId w:val="18"/>
+        </w:numPr>
+      </w:pPr>
+      <w:r>
+        <w:t>Database Tech</w:t>
+      </w:r>
+    </w:p>
+    <w:p>
+      <w:pPr>
+        <w:pStyle w:val="ListParagraph"/>
+        <w:numPr>
+          <w:ilvl w:val="0"/>
+          <w:numId w:val="18"/>
+        </w:numPr>
+      </w:pPr>
+      <w:r>
+        <w:t>Server Tech</w:t>
+      </w:r>
+    </w:p>
+    <w:p>
+      <w:pPr>
+        <w:pStyle w:val="ListParagraph"/>
+        <w:numPr>
+          <w:ilvl w:val="0"/>
+          <w:numId w:val="18"/>
+        </w:numPr>
+      </w:pPr>
+      <w:r>
+        <w:t>Orchestration</w:t>
+      </w:r>
+    </w:p>
+    <w:p>
+      <w:pPr>
+        <w:pStyle w:val="ListParagraph"/>
+        <w:numPr>
+          <w:ilvl w:val="0"/>
+          <w:numId w:val="18"/>
+        </w:numPr>
+      </w:pPr>
+      <w:r>
+        <w:t>Cloud Tech</w:t>
+      </w:r>
+    </w:p>
+    <w:p>
+      <w:pPr>
+        <w:pStyle w:val="ListParagraph"/>
+        <w:numPr>
+          <w:ilvl w:val="0"/>
+          <w:numId w:val="18"/>
+        </w:numPr>
+      </w:pPr>
+      <w:r>
+        <w:t>Source Controller</w:t>
+      </w:r>
+    </w:p>
+    <w:p>
+      <w:pPr>
+        <w:pStyle w:val="ListParagraph"/>
+        <w:numPr>
+          <w:ilvl w:val="0"/>
+          <w:numId w:val="18"/>
+        </w:numPr>
+      </w:pPr>
+      <w:proofErr w:type="spellStart"/>
+      <w:r>
+        <w:t>Contineuous</w:t>
+      </w:r>
+      <w:proofErr w:type="spellEnd"/>
+      <w:r>
+        <w:t xml:space="preserve"> Integration &amp; Deployment</w:t>
+      </w:r>
+    </w:p>
+    <w:p>
+      <w:pPr>
+        <w:pStyle w:val="ListParagraph"/>
+        <w:numPr>
+          <w:ilvl w:val="0"/>
+          <w:numId w:val="18"/>
+        </w:numPr>
+      </w:pPr>
+      <w:r>
+        <w:t>Automation</w:t>
+      </w:r>
+    </w:p>
+    <w:p>
+      <w:pPr>
+        <w:pStyle w:val="ListParagraph"/>
+        <w:numPr>
+          <w:ilvl w:val="0"/>
+          <w:numId w:val="18"/>
+        </w:numPr>
+      </w:pPr>
+      <w:r>
+        <w:t>Scripting</w:t>
+      </w:r>
+    </w:p>
+    <w:p>
+      <w:pPr>
+        <w:pStyle w:val="ListParagraph"/>
+        <w:numPr>
+          <w:ilvl w:val="0"/>
+          <w:numId w:val="18"/>
+        </w:numPr>
+      </w:pPr>
+      <w:r>
+        <w:t>Networking</w:t>
+      </w:r>
+    </w:p>
+    <w:p>
+      <w:pPr>
+        <w:pStyle w:val="ListParagraph"/>
+        <w:numPr>
+          <w:ilvl w:val="0"/>
+          <w:numId w:val="18"/>
+        </w:numPr>
+      </w:pPr>
+      <w:r>
+        <w:t>Excellent Communication</w:t>
       </w:r>
     </w:p>
     <w:p/>
@@ -4487,19 +5737,6 @@
     <w:p/>
     <w:p/>
     <w:p/>
-    <w:p/>
-    <w:p/>
-    <w:p/>
-    <w:p/>
-    <w:p/>
-    <w:p/>
-    <w:p/>
-    <w:p/>
-    <w:p/>
-    <w:p/>
-    <w:p/>
-    <w:p/>
-    <w:p/>
     <w:p>
       <w:pPr>
         <w:rPr>
@@ -4673,6 +5910,119 @@
     </w:lvl>
   </w:abstractNum>
   <w:abstractNum w:abstractNumId="1" w15:restartNumberingAfterBreak="0">
+    <w:nsid w:val="03FA3BFC"/>
+    <w:multiLevelType w:val="hybridMultilevel"/>
+    <w:tmpl w:val="F74264AA"/>
+    <w:lvl w:ilvl="0" w:tplc="40090001">
+      <w:start w:val="1"/>
+      <w:numFmt w:val="bullet"/>
+      <w:lvlText w:val=""/>
+      <w:lvlJc w:val="left"/>
+      <w:pPr>
+        <w:ind w:left="1080" w:hanging="360"/>
+      </w:pPr>
+      <w:rPr>
+        <w:rFonts w:ascii="Symbol" w:hAnsi="Symbol" w:hint="default"/>
+      </w:rPr>
+    </w:lvl>
+    <w:lvl w:ilvl="1" w:tplc="40090003" w:tentative="1">
+      <w:start w:val="1"/>
+      <w:numFmt w:val="bullet"/>
+      <w:lvlText w:val="o"/>
+      <w:lvlJc w:val="left"/>
+      <w:pPr>
+        <w:ind w:left="1800" w:hanging="360"/>
+      </w:pPr>
+      <w:rPr>
+        <w:rFonts w:ascii="Courier New" w:hAnsi="Courier New" w:cs="Courier New" w:hint="default"/>
+      </w:rPr>
+    </w:lvl>
+    <w:lvl w:ilvl="2" w:tplc="40090005" w:tentative="1">
+      <w:start w:val="1"/>
+      <w:numFmt w:val="bullet"/>
+      <w:lvlText w:val=""/>
+      <w:lvlJc w:val="left"/>
+      <w:pPr>
+        <w:ind w:left="2520" w:hanging="360"/>
+      </w:pPr>
+      <w:rPr>
+        <w:rFonts w:ascii="Wingdings" w:hAnsi="Wingdings" w:hint="default"/>
+      </w:rPr>
+    </w:lvl>
+    <w:lvl w:ilvl="3" w:tplc="40090001" w:tentative="1">
+      <w:start w:val="1"/>
+      <w:numFmt w:val="bullet"/>
+      <w:lvlText w:val=""/>
+      <w:lvlJc w:val="left"/>
+      <w:pPr>
+        <w:ind w:left="3240" w:hanging="360"/>
+      </w:pPr>
+      <w:rPr>
+        <w:rFonts w:ascii="Symbol" w:hAnsi="Symbol" w:hint="default"/>
+      </w:rPr>
+    </w:lvl>
+    <w:lvl w:ilvl="4" w:tplc="40090003" w:tentative="1">
+      <w:start w:val="1"/>
+      <w:numFmt w:val="bullet"/>
+      <w:lvlText w:val="o"/>
+      <w:lvlJc w:val="left"/>
+      <w:pPr>
+        <w:ind w:left="3960" w:hanging="360"/>
+      </w:pPr>
+      <w:rPr>
+        <w:rFonts w:ascii="Courier New" w:hAnsi="Courier New" w:cs="Courier New" w:hint="default"/>
+      </w:rPr>
+    </w:lvl>
+    <w:lvl w:ilvl="5" w:tplc="40090005" w:tentative="1">
+      <w:start w:val="1"/>
+      <w:numFmt w:val="bullet"/>
+      <w:lvlText w:val=""/>
+      <w:lvlJc w:val="left"/>
+      <w:pPr>
+        <w:ind w:left="4680" w:hanging="360"/>
+      </w:pPr>
+      <w:rPr>
+        <w:rFonts w:ascii="Wingdings" w:hAnsi="Wingdings" w:hint="default"/>
+      </w:rPr>
+    </w:lvl>
+    <w:lvl w:ilvl="6" w:tplc="40090001" w:tentative="1">
+      <w:start w:val="1"/>
+      <w:numFmt w:val="bullet"/>
+      <w:lvlText w:val=""/>
+      <w:lvlJc w:val="left"/>
+      <w:pPr>
+        <w:ind w:left="5400" w:hanging="360"/>
+      </w:pPr>
+      <w:rPr>
+        <w:rFonts w:ascii="Symbol" w:hAnsi="Symbol" w:hint="default"/>
+      </w:rPr>
+    </w:lvl>
+    <w:lvl w:ilvl="7" w:tplc="40090003" w:tentative="1">
+      <w:start w:val="1"/>
+      <w:numFmt w:val="bullet"/>
+      <w:lvlText w:val="o"/>
+      <w:lvlJc w:val="left"/>
+      <w:pPr>
+        <w:ind w:left="6120" w:hanging="360"/>
+      </w:pPr>
+      <w:rPr>
+        <w:rFonts w:ascii="Courier New" w:hAnsi="Courier New" w:cs="Courier New" w:hint="default"/>
+      </w:rPr>
+    </w:lvl>
+    <w:lvl w:ilvl="8" w:tplc="40090005" w:tentative="1">
+      <w:start w:val="1"/>
+      <w:numFmt w:val="bullet"/>
+      <w:lvlText w:val=""/>
+      <w:lvlJc w:val="left"/>
+      <w:pPr>
+        <w:ind w:left="6840" w:hanging="360"/>
+      </w:pPr>
+      <w:rPr>
+        <w:rFonts w:ascii="Wingdings" w:hAnsi="Wingdings" w:hint="default"/>
+      </w:rPr>
+    </w:lvl>
+  </w:abstractNum>
+  <w:abstractNum w:abstractNumId="2" w15:restartNumberingAfterBreak="0">
     <w:nsid w:val="0D1506D7"/>
     <w:multiLevelType w:val="multilevel"/>
     <w:tmpl w:val="07B4C32E"/>
@@ -4821,7 +6171,7 @@
       </w:rPr>
     </w:lvl>
   </w:abstractNum>
-  <w:abstractNum w:abstractNumId="2" w15:restartNumberingAfterBreak="0">
+  <w:abstractNum w:abstractNumId="3" w15:restartNumberingAfterBreak="0">
     <w:nsid w:val="245B6775"/>
     <w:multiLevelType w:val="multilevel"/>
     <w:tmpl w:val="8A041F78"/>
@@ -4970,7 +6320,7 @@
       </w:rPr>
     </w:lvl>
   </w:abstractNum>
-  <w:abstractNum w:abstractNumId="3" w15:restartNumberingAfterBreak="0">
+  <w:abstractNum w:abstractNumId="4" w15:restartNumberingAfterBreak="0">
     <w:nsid w:val="28F44F23"/>
     <w:multiLevelType w:val="multilevel"/>
     <w:tmpl w:val="54C8E772"/>
@@ -5119,7 +6469,7 @@
       </w:rPr>
     </w:lvl>
   </w:abstractNum>
-  <w:abstractNum w:abstractNumId="4" w15:restartNumberingAfterBreak="0">
+  <w:abstractNum w:abstractNumId="5" w15:restartNumberingAfterBreak="0">
     <w:nsid w:val="290C6356"/>
     <w:multiLevelType w:val="multilevel"/>
     <w:tmpl w:val="6FFA55E4"/>
@@ -5268,7 +6618,7 @@
       </w:rPr>
     </w:lvl>
   </w:abstractNum>
-  <w:abstractNum w:abstractNumId="5" w15:restartNumberingAfterBreak="0">
+  <w:abstractNum w:abstractNumId="6" w15:restartNumberingAfterBreak="0">
     <w:nsid w:val="359D09AF"/>
     <w:multiLevelType w:val="multilevel"/>
     <w:tmpl w:val="7708F2E4"/>
@@ -5417,7 +6767,7 @@
       </w:rPr>
     </w:lvl>
   </w:abstractNum>
-  <w:abstractNum w:abstractNumId="6" w15:restartNumberingAfterBreak="0">
+  <w:abstractNum w:abstractNumId="7" w15:restartNumberingAfterBreak="0">
     <w:nsid w:val="3A6F0181"/>
     <w:multiLevelType w:val="multilevel"/>
     <w:tmpl w:val="B0BCAA96"/>
@@ -5566,7 +6916,7 @@
       </w:rPr>
     </w:lvl>
   </w:abstractNum>
-  <w:abstractNum w:abstractNumId="7" w15:restartNumberingAfterBreak="0">
+  <w:abstractNum w:abstractNumId="8" w15:restartNumberingAfterBreak="0">
     <w:nsid w:val="56DD292C"/>
     <w:multiLevelType w:val="multilevel"/>
     <w:tmpl w:val="680AA298"/>
@@ -5715,7 +7065,7 @@
       </w:rPr>
     </w:lvl>
   </w:abstractNum>
-  <w:abstractNum w:abstractNumId="8" w15:restartNumberingAfterBreak="0">
+  <w:abstractNum w:abstractNumId="9" w15:restartNumberingAfterBreak="0">
     <w:nsid w:val="5AC33EFF"/>
     <w:multiLevelType w:val="multilevel"/>
     <w:tmpl w:val="006C9286"/>
@@ -5832,7 +7182,7 @@
       </w:pPr>
     </w:lvl>
   </w:abstractNum>
-  <w:abstractNum w:abstractNumId="9" w15:restartNumberingAfterBreak="0">
+  <w:abstractNum w:abstractNumId="10" w15:restartNumberingAfterBreak="0">
     <w:nsid w:val="5C753412"/>
     <w:multiLevelType w:val="multilevel"/>
     <w:tmpl w:val="A0FC829C"/>
@@ -5981,7 +7331,7 @@
       </w:rPr>
     </w:lvl>
   </w:abstractNum>
-  <w:abstractNum w:abstractNumId="10" w15:restartNumberingAfterBreak="0">
+  <w:abstractNum w:abstractNumId="11" w15:restartNumberingAfterBreak="0">
     <w:nsid w:val="69EA74C2"/>
     <w:multiLevelType w:val="multilevel"/>
     <w:tmpl w:val="08040202"/>
@@ -6130,7 +7480,7 @@
       </w:rPr>
     </w:lvl>
   </w:abstractNum>
-  <w:abstractNum w:abstractNumId="11" w15:restartNumberingAfterBreak="0">
+  <w:abstractNum w:abstractNumId="12" w15:restartNumberingAfterBreak="0">
     <w:nsid w:val="6A2C5D70"/>
     <w:multiLevelType w:val="multilevel"/>
     <w:tmpl w:val="A8B48322"/>
@@ -6279,7 +7629,7 @@
       </w:rPr>
     </w:lvl>
   </w:abstractNum>
-  <w:abstractNum w:abstractNumId="12" w15:restartNumberingAfterBreak="0">
+  <w:abstractNum w:abstractNumId="13" w15:restartNumberingAfterBreak="0">
     <w:nsid w:val="6D73289C"/>
     <w:multiLevelType w:val="multilevel"/>
     <w:tmpl w:val="363E4468"/>
@@ -6428,7 +7778,93 @@
       </w:rPr>
     </w:lvl>
   </w:abstractNum>
-  <w:abstractNum w:abstractNumId="13" w15:restartNumberingAfterBreak="0">
+  <w:abstractNum w:abstractNumId="14" w15:restartNumberingAfterBreak="0">
+    <w:nsid w:val="711A3DA1"/>
+    <w:multiLevelType w:val="hybridMultilevel"/>
+    <w:tmpl w:val="06C4FDB0"/>
+    <w:lvl w:ilvl="0" w:tplc="4009000F">
+      <w:start w:val="1"/>
+      <w:numFmt w:val="decimal"/>
+      <w:lvlText w:val="%1."/>
+      <w:lvlJc w:val="left"/>
+      <w:pPr>
+        <w:ind w:left="720" w:hanging="360"/>
+      </w:pPr>
+    </w:lvl>
+    <w:lvl w:ilvl="1" w:tplc="40090019" w:tentative="1">
+      <w:start w:val="1"/>
+      <w:numFmt w:val="lowerLetter"/>
+      <w:lvlText w:val="%2."/>
+      <w:lvlJc w:val="left"/>
+      <w:pPr>
+        <w:ind w:left="1440" w:hanging="360"/>
+      </w:pPr>
+    </w:lvl>
+    <w:lvl w:ilvl="2" w:tplc="4009001B" w:tentative="1">
+      <w:start w:val="1"/>
+      <w:numFmt w:val="lowerRoman"/>
+      <w:lvlText w:val="%3."/>
+      <w:lvlJc w:val="right"/>
+      <w:pPr>
+        <w:ind w:left="2160" w:hanging="180"/>
+      </w:pPr>
+    </w:lvl>
+    <w:lvl w:ilvl="3" w:tplc="4009000F" w:tentative="1">
+      <w:start w:val="1"/>
+      <w:numFmt w:val="decimal"/>
+      <w:lvlText w:val="%4."/>
+      <w:lvlJc w:val="left"/>
+      <w:pPr>
+        <w:ind w:left="2880" w:hanging="360"/>
+      </w:pPr>
+    </w:lvl>
+    <w:lvl w:ilvl="4" w:tplc="40090019" w:tentative="1">
+      <w:start w:val="1"/>
+      <w:numFmt w:val="lowerLetter"/>
+      <w:lvlText w:val="%5."/>
+      <w:lvlJc w:val="left"/>
+      <w:pPr>
+        <w:ind w:left="3600" w:hanging="360"/>
+      </w:pPr>
+    </w:lvl>
+    <w:lvl w:ilvl="5" w:tplc="4009001B" w:tentative="1">
+      <w:start w:val="1"/>
+      <w:numFmt w:val="lowerRoman"/>
+      <w:lvlText w:val="%6."/>
+      <w:lvlJc w:val="right"/>
+      <w:pPr>
+        <w:ind w:left="4320" w:hanging="180"/>
+      </w:pPr>
+    </w:lvl>
+    <w:lvl w:ilvl="6" w:tplc="4009000F" w:tentative="1">
+      <w:start w:val="1"/>
+      <w:numFmt w:val="decimal"/>
+      <w:lvlText w:val="%7."/>
+      <w:lvlJc w:val="left"/>
+      <w:pPr>
+        <w:ind w:left="5040" w:hanging="360"/>
+      </w:pPr>
+    </w:lvl>
+    <w:lvl w:ilvl="7" w:tplc="40090019" w:tentative="1">
+      <w:start w:val="1"/>
+      <w:numFmt w:val="lowerLetter"/>
+      <w:lvlText w:val="%8."/>
+      <w:lvlJc w:val="left"/>
+      <w:pPr>
+        <w:ind w:left="5760" w:hanging="360"/>
+      </w:pPr>
+    </w:lvl>
+    <w:lvl w:ilvl="8" w:tplc="4009001B" w:tentative="1">
+      <w:start w:val="1"/>
+      <w:numFmt w:val="lowerRoman"/>
+      <w:lvlText w:val="%9."/>
+      <w:lvlJc w:val="right"/>
+      <w:pPr>
+        <w:ind w:left="6480" w:hanging="180"/>
+      </w:pPr>
+    </w:lvl>
+  </w:abstractNum>
+  <w:abstractNum w:abstractNumId="15" w15:restartNumberingAfterBreak="0">
     <w:nsid w:val="727251CA"/>
     <w:multiLevelType w:val="multilevel"/>
     <w:tmpl w:val="CC1000C4"/>
@@ -6577,47 +8013,285 @@
       </w:rPr>
     </w:lvl>
   </w:abstractNum>
+  <w:abstractNum w:abstractNumId="16" w15:restartNumberingAfterBreak="0">
+    <w:nsid w:val="7F4E37C5"/>
+    <w:multiLevelType w:val="hybridMultilevel"/>
+    <w:tmpl w:val="81FACDB6"/>
+    <w:lvl w:ilvl="0" w:tplc="40090001">
+      <w:start w:val="1"/>
+      <w:numFmt w:val="bullet"/>
+      <w:lvlText w:val=""/>
+      <w:lvlJc w:val="left"/>
+      <w:pPr>
+        <w:ind w:left="1080" w:hanging="360"/>
+      </w:pPr>
+      <w:rPr>
+        <w:rFonts w:ascii="Symbol" w:hAnsi="Symbol" w:hint="default"/>
+      </w:rPr>
+    </w:lvl>
+    <w:lvl w:ilvl="1" w:tplc="40090003" w:tentative="1">
+      <w:start w:val="1"/>
+      <w:numFmt w:val="bullet"/>
+      <w:lvlText w:val="o"/>
+      <w:lvlJc w:val="left"/>
+      <w:pPr>
+        <w:ind w:left="1800" w:hanging="360"/>
+      </w:pPr>
+      <w:rPr>
+        <w:rFonts w:ascii="Courier New" w:hAnsi="Courier New" w:cs="Courier New" w:hint="default"/>
+      </w:rPr>
+    </w:lvl>
+    <w:lvl w:ilvl="2" w:tplc="40090005" w:tentative="1">
+      <w:start w:val="1"/>
+      <w:numFmt w:val="bullet"/>
+      <w:lvlText w:val=""/>
+      <w:lvlJc w:val="left"/>
+      <w:pPr>
+        <w:ind w:left="2520" w:hanging="360"/>
+      </w:pPr>
+      <w:rPr>
+        <w:rFonts w:ascii="Wingdings" w:hAnsi="Wingdings" w:hint="default"/>
+      </w:rPr>
+    </w:lvl>
+    <w:lvl w:ilvl="3" w:tplc="40090001" w:tentative="1">
+      <w:start w:val="1"/>
+      <w:numFmt w:val="bullet"/>
+      <w:lvlText w:val=""/>
+      <w:lvlJc w:val="left"/>
+      <w:pPr>
+        <w:ind w:left="3240" w:hanging="360"/>
+      </w:pPr>
+      <w:rPr>
+        <w:rFonts w:ascii="Symbol" w:hAnsi="Symbol" w:hint="default"/>
+      </w:rPr>
+    </w:lvl>
+    <w:lvl w:ilvl="4" w:tplc="40090003" w:tentative="1">
+      <w:start w:val="1"/>
+      <w:numFmt w:val="bullet"/>
+      <w:lvlText w:val="o"/>
+      <w:lvlJc w:val="left"/>
+      <w:pPr>
+        <w:ind w:left="3960" w:hanging="360"/>
+      </w:pPr>
+      <w:rPr>
+        <w:rFonts w:ascii="Courier New" w:hAnsi="Courier New" w:cs="Courier New" w:hint="default"/>
+      </w:rPr>
+    </w:lvl>
+    <w:lvl w:ilvl="5" w:tplc="40090005" w:tentative="1">
+      <w:start w:val="1"/>
+      <w:numFmt w:val="bullet"/>
+      <w:lvlText w:val=""/>
+      <w:lvlJc w:val="left"/>
+      <w:pPr>
+        <w:ind w:left="4680" w:hanging="360"/>
+      </w:pPr>
+      <w:rPr>
+        <w:rFonts w:ascii="Wingdings" w:hAnsi="Wingdings" w:hint="default"/>
+      </w:rPr>
+    </w:lvl>
+    <w:lvl w:ilvl="6" w:tplc="40090001" w:tentative="1">
+      <w:start w:val="1"/>
+      <w:numFmt w:val="bullet"/>
+      <w:lvlText w:val=""/>
+      <w:lvlJc w:val="left"/>
+      <w:pPr>
+        <w:ind w:left="5400" w:hanging="360"/>
+      </w:pPr>
+      <w:rPr>
+        <w:rFonts w:ascii="Symbol" w:hAnsi="Symbol" w:hint="default"/>
+      </w:rPr>
+    </w:lvl>
+    <w:lvl w:ilvl="7" w:tplc="40090003" w:tentative="1">
+      <w:start w:val="1"/>
+      <w:numFmt w:val="bullet"/>
+      <w:lvlText w:val="o"/>
+      <w:lvlJc w:val="left"/>
+      <w:pPr>
+        <w:ind w:left="6120" w:hanging="360"/>
+      </w:pPr>
+      <w:rPr>
+        <w:rFonts w:ascii="Courier New" w:hAnsi="Courier New" w:cs="Courier New" w:hint="default"/>
+      </w:rPr>
+    </w:lvl>
+    <w:lvl w:ilvl="8" w:tplc="40090005" w:tentative="1">
+      <w:start w:val="1"/>
+      <w:numFmt w:val="bullet"/>
+      <w:lvlText w:val=""/>
+      <w:lvlJc w:val="left"/>
+      <w:pPr>
+        <w:ind w:left="6840" w:hanging="360"/>
+      </w:pPr>
+      <w:rPr>
+        <w:rFonts w:ascii="Wingdings" w:hAnsi="Wingdings" w:hint="default"/>
+      </w:rPr>
+    </w:lvl>
+  </w:abstractNum>
+  <w:abstractNum w:abstractNumId="17" w15:restartNumberingAfterBreak="0">
+    <w:nsid w:val="7F99535B"/>
+    <w:multiLevelType w:val="hybridMultilevel"/>
+    <w:tmpl w:val="077ED99E"/>
+    <w:lvl w:ilvl="0" w:tplc="4009000B">
+      <w:start w:val="1"/>
+      <w:numFmt w:val="bullet"/>
+      <w:lvlText w:val=""/>
+      <w:lvlJc w:val="left"/>
+      <w:pPr>
+        <w:ind w:left="720" w:hanging="360"/>
+      </w:pPr>
+      <w:rPr>
+        <w:rFonts w:ascii="Wingdings" w:hAnsi="Wingdings" w:hint="default"/>
+      </w:rPr>
+    </w:lvl>
+    <w:lvl w:ilvl="1" w:tplc="40090003" w:tentative="1">
+      <w:start w:val="1"/>
+      <w:numFmt w:val="bullet"/>
+      <w:lvlText w:val="o"/>
+      <w:lvlJc w:val="left"/>
+      <w:pPr>
+        <w:ind w:left="1440" w:hanging="360"/>
+      </w:pPr>
+      <w:rPr>
+        <w:rFonts w:ascii="Courier New" w:hAnsi="Courier New" w:cs="Courier New" w:hint="default"/>
+      </w:rPr>
+    </w:lvl>
+    <w:lvl w:ilvl="2" w:tplc="40090005" w:tentative="1">
+      <w:start w:val="1"/>
+      <w:numFmt w:val="bullet"/>
+      <w:lvlText w:val=""/>
+      <w:lvlJc w:val="left"/>
+      <w:pPr>
+        <w:ind w:left="2160" w:hanging="360"/>
+      </w:pPr>
+      <w:rPr>
+        <w:rFonts w:ascii="Wingdings" w:hAnsi="Wingdings" w:hint="default"/>
+      </w:rPr>
+    </w:lvl>
+    <w:lvl w:ilvl="3" w:tplc="40090001" w:tentative="1">
+      <w:start w:val="1"/>
+      <w:numFmt w:val="bullet"/>
+      <w:lvlText w:val=""/>
+      <w:lvlJc w:val="left"/>
+      <w:pPr>
+        <w:ind w:left="2880" w:hanging="360"/>
+      </w:pPr>
+      <w:rPr>
+        <w:rFonts w:ascii="Symbol" w:hAnsi="Symbol" w:hint="default"/>
+      </w:rPr>
+    </w:lvl>
+    <w:lvl w:ilvl="4" w:tplc="40090003" w:tentative="1">
+      <w:start w:val="1"/>
+      <w:numFmt w:val="bullet"/>
+      <w:lvlText w:val="o"/>
+      <w:lvlJc w:val="left"/>
+      <w:pPr>
+        <w:ind w:left="3600" w:hanging="360"/>
+      </w:pPr>
+      <w:rPr>
+        <w:rFonts w:ascii="Courier New" w:hAnsi="Courier New" w:cs="Courier New" w:hint="default"/>
+      </w:rPr>
+    </w:lvl>
+    <w:lvl w:ilvl="5" w:tplc="40090005" w:tentative="1">
+      <w:start w:val="1"/>
+      <w:numFmt w:val="bullet"/>
+      <w:lvlText w:val=""/>
+      <w:lvlJc w:val="left"/>
+      <w:pPr>
+        <w:ind w:left="4320" w:hanging="360"/>
+      </w:pPr>
+      <w:rPr>
+        <w:rFonts w:ascii="Wingdings" w:hAnsi="Wingdings" w:hint="default"/>
+      </w:rPr>
+    </w:lvl>
+    <w:lvl w:ilvl="6" w:tplc="40090001" w:tentative="1">
+      <w:start w:val="1"/>
+      <w:numFmt w:val="bullet"/>
+      <w:lvlText w:val=""/>
+      <w:lvlJc w:val="left"/>
+      <w:pPr>
+        <w:ind w:left="5040" w:hanging="360"/>
+      </w:pPr>
+      <w:rPr>
+        <w:rFonts w:ascii="Symbol" w:hAnsi="Symbol" w:hint="default"/>
+      </w:rPr>
+    </w:lvl>
+    <w:lvl w:ilvl="7" w:tplc="40090003" w:tentative="1">
+      <w:start w:val="1"/>
+      <w:numFmt w:val="bullet"/>
+      <w:lvlText w:val="o"/>
+      <w:lvlJc w:val="left"/>
+      <w:pPr>
+        <w:ind w:left="5760" w:hanging="360"/>
+      </w:pPr>
+      <w:rPr>
+        <w:rFonts w:ascii="Courier New" w:hAnsi="Courier New" w:cs="Courier New" w:hint="default"/>
+      </w:rPr>
+    </w:lvl>
+    <w:lvl w:ilvl="8" w:tplc="40090005" w:tentative="1">
+      <w:start w:val="1"/>
+      <w:numFmt w:val="bullet"/>
+      <w:lvlText w:val=""/>
+      <w:lvlJc w:val="left"/>
+      <w:pPr>
+        <w:ind w:left="6480" w:hanging="360"/>
+      </w:pPr>
+      <w:rPr>
+        <w:rFonts w:ascii="Wingdings" w:hAnsi="Wingdings" w:hint="default"/>
+      </w:rPr>
+    </w:lvl>
+  </w:abstractNum>
   <w:num w:numId="1" w16cid:durableId="1658804553">
-    <w:abstractNumId w:val="13"/>
+    <w:abstractNumId w:val="15"/>
   </w:num>
   <w:num w:numId="2" w16cid:durableId="2069330888">
     <w:abstractNumId w:val="0"/>
   </w:num>
   <w:num w:numId="3" w16cid:durableId="914241777">
-    <w:abstractNumId w:val="1"/>
+    <w:abstractNumId w:val="2"/>
   </w:num>
   <w:num w:numId="4" w16cid:durableId="1852991710">
+    <w:abstractNumId w:val="7"/>
+  </w:num>
+  <w:num w:numId="5" w16cid:durableId="319625496">
+    <w:abstractNumId w:val="12"/>
+  </w:num>
+  <w:num w:numId="6" w16cid:durableId="465271964">
+    <w:abstractNumId w:val="8"/>
+  </w:num>
+  <w:num w:numId="7" w16cid:durableId="1418749920">
     <w:abstractNumId w:val="6"/>
   </w:num>
-  <w:num w:numId="5" w16cid:durableId="319625496">
+  <w:num w:numId="8" w16cid:durableId="426082116">
+    <w:abstractNumId w:val="10"/>
+  </w:num>
+  <w:num w:numId="9" w16cid:durableId="1513182467">
+    <w:abstractNumId w:val="3"/>
+  </w:num>
+  <w:num w:numId="10" w16cid:durableId="1328707801">
+    <w:abstractNumId w:val="4"/>
+  </w:num>
+  <w:num w:numId="11" w16cid:durableId="1427338870">
+    <w:abstractNumId w:val="13"/>
+  </w:num>
+  <w:num w:numId="12" w16cid:durableId="527065213">
     <w:abstractNumId w:val="11"/>
   </w:num>
-  <w:num w:numId="6" w16cid:durableId="465271964">
-    <w:abstractNumId w:val="7"/>
+  <w:num w:numId="13" w16cid:durableId="1593390727">
+    <w:abstractNumId w:val="9"/>
   </w:num>
-  <w:num w:numId="7" w16cid:durableId="1418749920">
+  <w:num w:numId="14" w16cid:durableId="897281957">
     <w:abstractNumId w:val="5"/>
   </w:num>
-  <w:num w:numId="8" w16cid:durableId="426082116">
-    <w:abstractNumId w:val="9"/>
+  <w:num w:numId="15" w16cid:durableId="447356922">
+    <w:abstractNumId w:val="14"/>
   </w:num>
-  <w:num w:numId="9" w16cid:durableId="1513182467">
-    <w:abstractNumId w:val="2"/>
+  <w:num w:numId="16" w16cid:durableId="1616212502">
+    <w:abstractNumId w:val="16"/>
   </w:num>
-  <w:num w:numId="10" w16cid:durableId="1328707801">
-    <w:abstractNumId w:val="3"/>
+  <w:num w:numId="17" w16cid:durableId="1263535003">
+    <w:abstractNumId w:val="17"/>
   </w:num>
-  <w:num w:numId="11" w16cid:durableId="1427338870">
-    <w:abstractNumId w:val="12"/>
-  </w:num>
-  <w:num w:numId="12" w16cid:durableId="527065213">
-    <w:abstractNumId w:val="10"/>
-  </w:num>
-  <w:num w:numId="13" w16cid:durableId="1593390727">
-    <w:abstractNumId w:val="8"/>
-  </w:num>
-  <w:num w:numId="14" w16cid:durableId="897281957">
-    <w:abstractNumId w:val="4"/>
+  <w:num w:numId="18" w16cid:durableId="385108563">
+    <w:abstractNumId w:val="1"/>
   </w:num>
 </w:numbering>
 </file>
